--- a/docs/Week-3-Report.docx
+++ b/docs/Week-3-Report.docx
@@ -423,18 +423,17 @@
             </w:pPr>
             <w:r>
               <w:rPr>
-                <w:rFonts w:hint="default"/>
-                <w:color w:val="0000FF"/>
-                <w:sz w:val="24"/>
-              </w:rPr>
-              <w:t>VeriCart AI:</w:t>
-            </w:r>
-            <w:r>
-              <w:rPr>
-                <w:rFonts w:hint="default"/>
-                <w:sz w:val="24"/>
-              </w:rPr>
-              <w:t xml:space="preserve"> An Intelligent Multi-LLM E-Commerce Platform for Trustworthy Online Shopping</w:t>
+                <w:sz w:val="24"/>
+              </w:rPr>
+              <w:t>VeriCart AI: An Intelligent Multi-LLM E-Commerce Platform for Trustworthy Online Shopping</w:t>
+            </w:r>
+          </w:p>
+          <w:p>
+            <w:r>
+              <w:rPr>
+                <w:sz w:val="24"/>
+              </w:rPr>
+              <w:t>Team Name: Algorists   |   Project Type: Team Project   |   My Role: Team Leader</w:t>
             </w:r>
           </w:p>
         </w:tc>
@@ -1133,7 +1132,7 @@
               <w:rPr>
                 <w:sz w:val="24"/>
               </w:rPr>
-              <w:t>Completed the Week 3 polish, resilience and performance phase. Every page now has loading, error and empty states. The AI pipeline is fault-tolerant with an explicit fallback chain (Kimi → DeepSeek → mock) and a background scheduler that keeps AI verdicts fresh automatically. The whole application is bilingual (English / 中文) and mobile-responsive at 375px, and both the frontend bundle and the API responses are optimised. The backend test suite grew to 96 tests across 11 classes.</w:t>
+              <w:t>Completed the Week 3 polish, resilience and performance phase. Every page now has loading, error and empty states. The AI pipeline is fault-tolerant with an explicit fallback chain (Kimi → DeepSeek → mock) and a background scheduler that keeps AI verdicts fresh automatically. The whole application is bilingual (English / 中文) and mobile-responsive at 375px, and both the frontend bundle and the API responses are optimised. The backend test suite grew to 96 tests across 11 classes. This is a team project (Team Algorists) and I served as the team leader — I coordinated the weekly work plan, reviewed my teammates' contributions and integrated the final deliverables.</w:t>
             </w:r>
           </w:p>
           <w:p/>
